--- a/html_css/08_Grid_시맨틱레이아웃/08_Grid_시맨틱레이아웃_교안.docx
+++ b/html_css/08_Grid_시맨틱레이아웃/08_Grid_시맨틱레이아웃_교안.docx
@@ -575,33 +575,7 @@
               <w:t xml:space="preserve">repeat()</w:t>
             </w:r>
             <w:r>
-              <w:t xml:space="preserve">, </w:t>
-            </w:r>
-            <w:r>
-              <w:rPr>
-                <w:rFonts w:ascii="Consolas" w:cs="Consolas" w:eastAsia="맑은 고딕" w:hAnsi="Consolas"/>
-                <w:color w:val="C7254E"/>
-                <w:sz w:val="19"/>
-                <w:szCs w:val="19"/>
-                <w:shd w:fill="F3F3F3" w:color="auto" w:val="clear"/>
-              </w:rPr>
-              <w:t xml:space="preserve">minmax()</w:t>
-            </w:r>
-            <w:r>
-              <w:t xml:space="preserve">, </w:t>
-            </w:r>
-            <w:r>
-              <w:rPr>
-                <w:rFonts w:ascii="Consolas" w:cs="Consolas" w:eastAsia="맑은 고딕" w:hAnsi="Consolas"/>
-                <w:color w:val="C7254E"/>
-                <w:sz w:val="19"/>
-                <w:szCs w:val="19"/>
-                <w:shd w:fill="F3F3F3" w:color="auto" w:val="clear"/>
-              </w:rPr>
-              <w:t xml:space="preserve">auto-fill</w:t>
-            </w:r>
-            <w:r>
-              <w:t xml:space="preserve">로 유연한 칸을 만들 수 있어요.</w:t>
+              <w:t xml:space="preserve">로 같은 너비 · 비율로 나눈 칸을 만들 수 있어요.</w:t>
             </w:r>
           </w:p>
           <w:p>
@@ -788,7 +762,7 @@
               <w:spacing w:after="40" w:line="288"/>
             </w:pPr>
             <w:r>
-              <w:t xml:space="preserve">4. 자동 카드 갤러리: auto-fill + minmax</w:t>
+              <w:t xml:space="preserve">4. 카드 갤러리: repeat 로 같은 칸 나누기</w:t>
             </w:r>
           </w:p>
           <w:p>
@@ -7018,110 +6992,6 @@
                 <w:szCs w:val="18"/>
                 <w:shd w:fill="F3F3F3" w:color="auto" w:val="clear"/>
               </w:rPr>
-              <w:t xml:space="preserve">minmax(180px, 1fr)</w:t>
-            </w:r>
-          </w:p>
-        </w:tc>
-        <w:tc>
-          <w:tcPr>
-            <w:tcW w:type="dxa" w:w="3181"/>
-            <w:tcBorders>
-              <w:top w:val="single" w:color="BFBFBF" w:sz="4"/>
-              <w:left w:val="single" w:color="BFBFBF" w:sz="4"/>
-              <w:bottom w:val="single" w:color="BFBFBF" w:sz="4"/>
-              <w:right w:val="single" w:color="BFBFBF" w:sz="4"/>
-            </w:tcBorders>
-            <w:shd w:fill="FFFFFF" w:color="auto" w:val="clear"/>
-            <w:tcMar>
-              <w:top w:type="dxa" w:w="60"/>
-              <w:left w:type="dxa" w:w="100"/>
-              <w:bottom w:type="dxa" w:w="60"/>
-              <w:right w:type="dxa" w:w="100"/>
-            </w:tcMar>
-            <w:vAlign w:val="center"/>
-          </w:tcPr>
-          <w:p>
-            <w:pPr>
-              <w:spacing w:after="0" w:line="264"/>
-              <w:jc w:val="left"/>
-            </w:pPr>
-            <w:r>
-              <w:rPr>
-                <w:sz w:val="19"/>
-                <w:szCs w:val="19"/>
-              </w:rPr>
-              <w:t xml:space="preserve">최소 180px, 최대 1fr</w:t>
-            </w:r>
-          </w:p>
-        </w:tc>
-        <w:tc>
-          <w:tcPr>
-            <w:tcW w:type="dxa" w:w="3373"/>
-            <w:tcBorders>
-              <w:top w:val="single" w:color="BFBFBF" w:sz="4"/>
-              <w:left w:val="single" w:color="BFBFBF" w:sz="4"/>
-              <w:bottom w:val="single" w:color="BFBFBF" w:sz="4"/>
-              <w:right w:val="single" w:color="BFBFBF" w:sz="4"/>
-            </w:tcBorders>
-            <w:shd w:fill="FFFFFF" w:color="auto" w:val="clear"/>
-            <w:tcMar>
-              <w:top w:type="dxa" w:w="60"/>
-              <w:left w:type="dxa" w:w="100"/>
-              <w:bottom w:type="dxa" w:w="60"/>
-              <w:right w:type="dxa" w:w="100"/>
-            </w:tcMar>
-            <w:vAlign w:val="center"/>
-          </w:tcPr>
-          <w:p>
-            <w:pPr>
-              <w:spacing w:after="0" w:line="264"/>
-              <w:jc w:val="left"/>
-            </w:pPr>
-            <w:r>
-              <w:rPr>
-                <w:sz w:val="19"/>
-                <w:szCs w:val="19"/>
-              </w:rPr>
-              <w:t xml:space="preserve">자동 갤러리</w:t>
-            </w:r>
-          </w:p>
-        </w:tc>
-      </w:tr>
-      <w:tr>
-        <w:trPr>
-          <w:cantSplit/>
-        </w:trPr>
-        <w:tc>
-          <w:tcPr>
-            <w:tcW w:type="dxa" w:w="3084"/>
-            <w:tcBorders>
-              <w:top w:val="single" w:color="BFBFBF" w:sz="4"/>
-              <w:left w:val="single" w:color="BFBFBF" w:sz="4"/>
-              <w:bottom w:val="single" w:color="BFBFBF" w:sz="4"/>
-              <w:right w:val="single" w:color="BFBFBF" w:sz="4"/>
-            </w:tcBorders>
-            <w:shd w:fill="FFFFFF" w:color="auto" w:val="clear"/>
-            <w:tcMar>
-              <w:top w:type="dxa" w:w="60"/>
-              <w:left w:type="dxa" w:w="100"/>
-              <w:bottom w:type="dxa" w:w="60"/>
-              <w:right w:type="dxa" w:w="100"/>
-            </w:tcMar>
-            <w:vAlign w:val="center"/>
-          </w:tcPr>
-          <w:p>
-            <w:pPr>
-              <w:spacing w:after="0" w:line="264"/>
-              <w:jc w:val="left"/>
-            </w:pPr>
-            <w:r>
-              <w:rPr>
-                <w:rFonts w:ascii="Consolas" w:cs="Consolas" w:eastAsia="맑은 고딕" w:hAnsi="Consolas"/>
-                <w:color w:val="C7254E"/>
-                <w:sz w:val="18"/>
-                <w:szCs w:val="18"/>
-                <w:shd w:fill="F3F3F3" w:color="auto" w:val="clear"/>
-              </w:rPr>
               <w:t xml:space="preserve">180px 1fr 200px</w:t>
             </w:r>
           </w:p>
@@ -11952,7 +11822,7 @@
         <w:pageBreakBefore/>
       </w:pPr>
       <w:r>
-        <w:t xml:space="preserve">4. 자동 카드 갤러리: auto-fill + minmax</w:t>
+        <w:t xml:space="preserve">4. 카드 갤러리: repeat 로 같은 칸 나누기</w:t>
       </w:r>
     </w:p>
     <w:p>
@@ -11976,7 +11846,7 @@
           <w:sz w:val="19"/>
           <w:szCs w:val="19"/>
         </w:rPr>
-        <w:t xml:space="preserve">html_css/08_Grid_시맨틱레이아웃/ex03_auto_fill.html</w:t>
+        <w:t xml:space="preserve">html_css/08_Grid_시맨틱레이아웃/ex03_gallery.html</w:t>
       </w:r>
     </w:p>
     <w:tbl>
@@ -12023,7 +11893,7 @@
                 <w:sz w:val="18"/>
                 <w:szCs w:val="18"/>
               </w:rPr>
-              <w:t xml:space="preserve">📄 ex03_auto_fill.html</w:t>
+              <w:t xml:space="preserve">📄 ex03_gallery.html</w:t>
             </w:r>
           </w:p>
         </w:tc>
@@ -13033,7 +12903,7 @@
                 <w:sz w:val="17"/>
                 <w:szCs w:val="17"/>
               </w:rPr>
-              <w:t xml:space="preserve"> repeat(auto-fill, minmax(</w:t>
+              <w:t xml:space="preserve"> repeat(</w:t>
             </w:r>
             <w:r>
               <w:rPr>
@@ -13046,7 +12916,7 @@
                 <w:sz w:val="17"/>
                 <w:szCs w:val="17"/>
               </w:rPr>
-              <w:t xml:space="preserve">180px</w:t>
+              <w:t xml:space="preserve">4</w:t>
             </w:r>
             <w:r>
               <w:rPr>
@@ -13085,7 +12955,7 @@
                 <w:sz w:val="17"/>
                 <w:szCs w:val="17"/>
               </w:rPr>
-              <w:t xml:space="preserve">));   </w:t>
+              <w:t xml:space="preserve">);   </w:t>
             </w:r>
             <w:r>
               <w:rPr>
@@ -13098,7 +12968,7 @@
                 <w:sz w:val="17"/>
                 <w:szCs w:val="17"/>
               </w:rPr>
-              <w:t xml:space="preserve">/* ⭐ 180px 이상으로 들어가는 만큼 */</w:t>
+              <w:t xml:space="preserve">/* ⭐ 같은 너비 칸 4개 → 사진 7장이면 2줄이 돼요 */</w:t>
             </w:r>
           </w:p>
           <w:p>
@@ -17474,7 +17344,7 @@
                 <w:sz w:val="17"/>
                 <w:szCs w:val="17"/>
               </w:rPr>
-              <w:t xml:space="preserve">grid-template-columns: repeat(auto-fill, minmax(180px, 1fr));   /* ⭐ 180px 이상으로 들어가는 만큼 */</w:t>
+              <w:t xml:space="preserve">grid-template-columns: repeat(4, 1fr);   /* ⭐ 같은 너비 칸 4개 → 사진 7장이면 2줄이 돼요 */</w:t>
             </w:r>
           </w:p>
         </w:tc>
@@ -17506,7 +17376,7 @@
                 <w:sz w:val="19"/>
                 <w:szCs w:val="19"/>
               </w:rPr>
-              <w:t xml:space="preserve">⭐ 화면이 넓으면 열이 늘고 좁으면 줄어요. </w:t>
+              <w:t xml:space="preserve">⭐ 칸 4개를 정하면 사진이 왼쪽부터 차례로 채워지고, 넘치면 </w:t>
             </w:r>
             <w:r>
               <w:rPr>
@@ -17515,7 +17385,14 @@
                 <w:sz w:val="19"/>
                 <w:szCs w:val="19"/>
               </w:rPr>
-              <w:t xml:space="preserve">미디어 쿼리 없이 반응형</w:t>
+              <w:t xml:space="preserve">다음 줄</w:t>
+            </w:r>
+            <w:r>
+              <w:rPr>
+                <w:sz w:val="19"/>
+                <w:szCs w:val="19"/>
+              </w:rPr>
+              <w:t xml:space="preserve">로 가요</w:t>
             </w:r>
           </w:p>
         </w:tc>
@@ -17552,7 +17429,7 @@
                 <w:sz w:val="19"/>
                 <w:szCs w:val="19"/>
               </w:rPr>
-              <w:t xml:space="preserve">20</w:t>
+              <w:t xml:space="preserve">16</w:t>
             </w:r>
           </w:p>
         </w:tc>
@@ -17585,7 +17462,7 @@
                 <w:sz w:val="17"/>
                 <w:szCs w:val="17"/>
               </w:rPr>
-              <w:t xml:space="preserve">.gallery img { width: 100%; height: auto; display: block; border-radius: 4px; }</w:t>
+              <w:t xml:space="preserve">gap: 14px;</w:t>
             </w:r>
           </w:p>
         </w:tc>
@@ -17617,6 +17494,108 @@
                 <w:sz w:val="19"/>
                 <w:szCs w:val="19"/>
               </w:rPr>
+              <w:t xml:space="preserve">칸 사이 간격</w:t>
+            </w:r>
+          </w:p>
+        </w:tc>
+      </w:tr>
+      <w:tr>
+        <w:trPr>
+          <w:cantSplit/>
+        </w:trPr>
+        <w:tc>
+          <w:tcPr>
+            <w:tcW w:type="dxa" w:w="578"/>
+            <w:tcBorders>
+              <w:top w:val="single" w:color="BFBFBF" w:sz="4"/>
+              <w:left w:val="single" w:color="BFBFBF" w:sz="4"/>
+              <w:bottom w:val="single" w:color="BFBFBF" w:sz="4"/>
+              <w:right w:val="single" w:color="BFBFBF" w:sz="4"/>
+            </w:tcBorders>
+            <w:shd w:fill="FFFFFF" w:color="auto" w:val="clear"/>
+            <w:tcMar>
+              <w:top w:type="dxa" w:w="60"/>
+              <w:left w:type="dxa" w:w="100"/>
+              <w:bottom w:type="dxa" w:w="60"/>
+              <w:right w:type="dxa" w:w="100"/>
+            </w:tcMar>
+            <w:vAlign w:val="center"/>
+          </w:tcPr>
+          <w:p>
+            <w:pPr>
+              <w:spacing w:after="0" w:line="264"/>
+              <w:jc w:val="left"/>
+            </w:pPr>
+            <w:r>
+              <w:rPr>
+                <w:sz w:val="19"/>
+                <w:szCs w:val="19"/>
+              </w:rPr>
+              <w:t xml:space="preserve">20</w:t>
+            </w:r>
+          </w:p>
+        </w:tc>
+        <w:tc>
+          <w:tcPr>
+            <w:tcW w:type="dxa" w:w="3855"/>
+            <w:tcBorders>
+              <w:top w:val="single" w:color="BFBFBF" w:sz="4"/>
+              <w:left w:val="single" w:color="BFBFBF" w:sz="4"/>
+              <w:bottom w:val="single" w:color="BFBFBF" w:sz="4"/>
+              <w:right w:val="single" w:color="BFBFBF" w:sz="4"/>
+            </w:tcBorders>
+            <w:shd w:fill="FFFFFF" w:color="auto" w:val="clear"/>
+            <w:tcMar>
+              <w:top w:type="dxa" w:w="60"/>
+              <w:left w:type="dxa" w:w="100"/>
+              <w:bottom w:type="dxa" w:w="60"/>
+              <w:right w:type="dxa" w:w="100"/>
+            </w:tcMar>
+            <w:vAlign w:val="center"/>
+          </w:tcPr>
+          <w:p>
+            <w:pPr>
+              <w:spacing w:after="0" w:line="264"/>
+              <w:jc w:val="left"/>
+            </w:pPr>
+            <w:r>
+              <w:rPr>
+                <w:rFonts w:ascii="Consolas" w:cs="Consolas" w:eastAsia="맑은 고딕" w:hAnsi="Consolas"/>
+                <w:sz w:val="17"/>
+                <w:szCs w:val="17"/>
+              </w:rPr>
+              <w:t xml:space="preserve">.gallery img { width: 100%; height: auto; display: block; border-radius: 4px; }</w:t>
+            </w:r>
+          </w:p>
+        </w:tc>
+        <w:tc>
+          <w:tcPr>
+            <w:tcW w:type="dxa" w:w="5205"/>
+            <w:tcBorders>
+              <w:top w:val="single" w:color="BFBFBF" w:sz="4"/>
+              <w:left w:val="single" w:color="BFBFBF" w:sz="4"/>
+              <w:bottom w:val="single" w:color="BFBFBF" w:sz="4"/>
+              <w:right w:val="single" w:color="BFBFBF" w:sz="4"/>
+            </w:tcBorders>
+            <w:shd w:fill="FFFFFF" w:color="auto" w:val="clear"/>
+            <w:tcMar>
+              <w:top w:type="dxa" w:w="60"/>
+              <w:left w:type="dxa" w:w="100"/>
+              <w:bottom w:type="dxa" w:w="60"/>
+              <w:right w:type="dxa" w:w="100"/>
+            </w:tcMar>
+            <w:vAlign w:val="center"/>
+          </w:tcPr>
+          <w:p>
+            <w:pPr>
+              <w:spacing w:after="0" w:line="264"/>
+              <w:jc w:val="left"/>
+            </w:pPr>
+            <w:r>
+              <w:rPr>
+                <w:sz w:val="19"/>
+                <w:szCs w:val="19"/>
+              </w:rPr>
               <w:t xml:space="preserve">이미지를 칸 너비에 맞추기</w:t>
             </w:r>
           </w:p>
@@ -17636,7 +17615,7 @@
       <w:r>
         <w:drawing>
           <wp:inline distT="0" distB="0" distL="0" distR="0">
-            <wp:extent cx="5715000" cy="2400300"/>
+            <wp:extent cx="5715000" cy="2686050"/>
             <wp:effectExtent t="0" r="0" b="0" l="0"/>
             <wp:docPr id="56" name="" descr="" title=""/>
             <wp:cNvGraphicFramePr>
@@ -17661,7 +17640,7 @@
                   <pic:spPr bwMode="auto">
                     <a:xfrm>
                       <a:off x="0" y="0"/>
-                      <a:ext cx="5715000" cy="2400300"/>
+                      <a:ext cx="5715000" cy="2686050"/>
                     </a:xfrm>
                     <a:prstGeom prst="rect">
                       <a:avLst/>
@@ -17685,7 +17664,7 @@
           <w:sz w:val="16"/>
           <w:szCs w:val="16"/>
         </w:rPr>
-        <w:t xml:space="preserve">▲ 브라우저(Edge)로 실제 렌더링한 화면: images/ex03_auto_fill.png</w:t>
+        <w:t xml:space="preserve">▲ 브라우저(Edge)로 실제 렌더링한 화면: images/ex03_gallery.png</w:t>
       </w:r>
     </w:p>
     <w:tbl>
@@ -17737,7 +17716,7 @@
                 <w:sz w:val="21"/>
                 <w:szCs w:val="21"/>
               </w:rPr>
-              <w:t xml:space="preserve">💡 창 크기를 바꿔 보세요</w:t>
+              <w:t xml:space="preserve">💡 숫자만 바꿔 보세요</w:t>
             </w:r>
           </w:p>
           <w:p>
@@ -17745,7 +17724,17 @@
               <w:spacing w:after="60" w:line="288"/>
             </w:pPr>
             <w:r>
-              <w:t xml:space="preserve">브라우저 창을 좁혔다 넓혔다 해 보세요. 한 줄의 사진 수가 5 → 4 → 3 → 2 → 1로 저절로 바뀌어요. YOLO 결과 여러 장을 보여 줄 때 딱 좋아요.</w:t>
+              <w:rPr>
+                <w:rFonts w:ascii="Consolas" w:cs="Consolas" w:eastAsia="맑은 고딕" w:hAnsi="Consolas"/>
+                <w:color w:val="C7254E"/>
+                <w:sz w:val="19"/>
+                <w:szCs w:val="19"/>
+                <w:shd w:fill="F3F3F3" w:color="auto" w:val="clear"/>
+              </w:rPr>
+              <w:t xml:space="preserve">repeat(4, 1fr)</w:t>
+            </w:r>
+            <w:r>
+              <w:t xml:space="preserve">의 4를 3이나 5로 바꾸고 저장해 보세요. 한 줄에 놓이는 사진 수가 바뀌어요. YOLO 결과 사진 여러 장을 보여 줄 때 쓰기 좋아요.</w:t>
             </w:r>
           </w:p>
         </w:tc>
@@ -45255,7 +45244,7 @@
                 <w:sz w:val="17"/>
                 <w:szCs w:val="17"/>
               </w:rPr>
-              <w:t xml:space="preserve">/* 구도 C: 모바일처럼 한 줄 (9장 반응형에서 사용) */</w:t>
+              <w:t xml:space="preserve">/* 구도 C: 모든 영역을 위에서 아래로 한 줄씩 */</w:t>
             </w:r>
           </w:p>
           <w:p>
@@ -47464,7 +47453,7 @@
                 <w:sz w:val="19"/>
                 <w:szCs w:val="19"/>
               </w:rPr>
-              <w:t xml:space="preserve">구도 C: 한 줄에 하나씩 (모바일)</w:t>
+              <w:t xml:space="preserve">구도 C: 한 줄에 영역 하나씩</w:t>
             </w:r>
           </w:p>
         </w:tc>
@@ -47566,7 +47555,7 @@
                 <w:sz w:val="19"/>
                 <w:szCs w:val="19"/>
               </w:rPr>
-              <w:t xml:space="preserve">좁은 화면에서는 사이드바가 본문 아래로</w:t>
+              <w:t xml:space="preserve">사이드바가 본문 아래로 내려가요</w:t>
             </w:r>
           </w:p>
         </w:tc>
@@ -47585,7 +47574,7 @@
       <w:r>
         <w:drawing>
           <wp:inline distT="0" distB="0" distL="0" distR="0">
-            <wp:extent cx="3076575" cy="4095750"/>
+            <wp:extent cx="5715000" cy="3362325"/>
             <wp:effectExtent t="0" r="0" b="0" l="0"/>
             <wp:docPr id="62" name="" descr="" title=""/>
             <wp:cNvGraphicFramePr>
@@ -47610,7 +47599,7 @@
                   <pic:spPr bwMode="auto">
                     <a:xfrm>
                       <a:off x="0" y="0"/>
-                      <a:ext cx="3076575" cy="4095750"/>
+                      <a:ext cx="5715000" cy="3362325"/>
                     </a:xfrm>
                     <a:prstGeom prst="rect">
                       <a:avLst/>
@@ -47642,17 +47631,17 @@
         <w:spacing w:after="120" w:line="300"/>
       </w:pPr>
       <w:r>
-        <w:t xml:space="preserve">9장에서는 미디어 쿼리로 </w:t>
+        <w:t xml:space="preserve">세 구도 모두 HTML은 한 글자도 바꾸지 않았어요. 시맨틱 구조를 잘 잡아 두면 </w:t>
       </w:r>
       <w:r>
         <w:rPr>
           <w:b/>
           <w:bCs/>
         </w:rPr>
-        <w:t xml:space="preserve">화면 너비에 따라</w:t>
+        <w:t xml:space="preserve">CSS의 grid-template-areas 몇 줄만으로</w:t>
       </w:r>
       <w:r>
-        <w:t xml:space="preserve"> A ↔ C를 자동으로 바꿔요.</w:t>
+        <w:t xml:space="preserve"> 화면 구도를 바꿀 수 있어요.</w:t>
       </w:r>
     </w:p>
     <w:tbl>
